--- a/files/ValentinaWickham-UXUIProductDesignerII.docx
+++ b/files/ValentinaWickham-UXUIProductDesignerII.docx
@@ -1,6 +1,6 @@
 
 <file path=word/document.xml><?xml version="1.0" encoding="utf-8"?>
-<w:document xmlns:wpc="http://schemas.microsoft.com/office/word/2010/wordprocessingCanvas" xmlns:cx="http://schemas.microsoft.com/office/drawing/2014/chartex" xmlns:cx1="http://schemas.microsoft.com/office/drawing/2015/9/8/chartex" xmlns:cx2="http://schemas.microsoft.com/office/drawing/2015/10/21/chartex" xmlns:cx3="http://schemas.microsoft.com/office/drawing/2016/5/9/chartex" xmlns:cx4="http://schemas.microsoft.com/office/drawing/2016/5/10/chartex" xmlns:cx5="http://schemas.microsoft.com/office/drawing/2016/5/11/chartex" xmlns:cx6="http://schemas.microsoft.com/office/drawing/2016/5/12/chartex" xmlns:cx7="http://schemas.microsoft.com/office/drawing/2016/5/13/chartex" xmlns:cx8="http://schemas.microsoft.com/office/drawing/2016/5/14/chartex" xmlns:mc="http://schemas.openxmlformats.org/markup-compatibility/2006" xmlns:aink="http://schemas.microsoft.com/office/drawing/2016/ink" xmlns:am3d="http://schemas.microsoft.com/office/drawing/2017/model3d" xmlns:o="urn:schemas-microsoft-com:office:office" xmlns:oel="http://schemas.microsoft.com/office/2019/extlst" xmlns:r="http://schemas.openxmlformats.org/officeDocument/2006/relationships" xmlns:m="http://schemas.openxmlformats.org/officeDocument/2006/math" xmlns:v="urn:schemas-microsoft-com:vml" xmlns:wp14="http://schemas.microsoft.com/office/word/2010/wordprocessingDrawing" xmlns:wp="http://schemas.openxmlformats.org/drawingml/2006/wordprocessingDrawing" xmlns:w10="urn:schemas-microsoft-com:office:word" xmlns:w="http://schemas.openxmlformats.org/wordprocessingml/2006/main" xmlns:w14="http://schemas.microsoft.com/office/word/2010/wordml" xmlns:w15="http://schemas.microsoft.com/office/word/2012/wordml" xmlns:w16cex="http://schemas.microsoft.com/office/word/2018/wordml/cex" xmlns:w16cid="http://schemas.microsoft.com/office/word/2016/wordml/cid" xmlns:w16="http://schemas.microsoft.com/office/word/2018/wordml" xmlns:w16sdtdh="http://schemas.microsoft.com/office/word/2020/wordml/sdtdatahash" xmlns:w16se="http://schemas.microsoft.com/office/word/2015/wordml/symex" xmlns:wpg="http://schemas.microsoft.com/office/word/2010/wordprocessingGroup" xmlns:wpi="http://schemas.microsoft.com/office/word/2010/wordprocessingInk" xmlns:wne="http://schemas.microsoft.com/office/word/2006/wordml" xmlns:wps="http://schemas.microsoft.com/office/word/2010/wordprocessingShape" mc:Ignorable="w14 w15 w16se w16cid w16 w16cex w16sdtdh wp14">
+<w:document xmlns:wpc="http://schemas.microsoft.com/office/word/2010/wordprocessingCanvas" xmlns:cx="http://schemas.microsoft.com/office/drawing/2014/chartex" xmlns:cx1="http://schemas.microsoft.com/office/drawing/2015/9/8/chartex" xmlns:cx2="http://schemas.microsoft.com/office/drawing/2015/10/21/chartex" xmlns:cx3="http://schemas.microsoft.com/office/drawing/2016/5/9/chartex" xmlns:cx4="http://schemas.microsoft.com/office/drawing/2016/5/10/chartex" xmlns:cx5="http://schemas.microsoft.com/office/drawing/2016/5/11/chartex" xmlns:cx6="http://schemas.microsoft.com/office/drawing/2016/5/12/chartex" xmlns:cx7="http://schemas.microsoft.com/office/drawing/2016/5/13/chartex" xmlns:cx8="http://schemas.microsoft.com/office/drawing/2016/5/14/chartex" xmlns:mc="http://schemas.openxmlformats.org/markup-compatibility/2006" xmlns:aink="http://schemas.microsoft.com/office/drawing/2016/ink" xmlns:am3d="http://schemas.microsoft.com/office/drawing/2017/model3d" xmlns:o="urn:schemas-microsoft-com:office:office" xmlns:oel="http://schemas.microsoft.com/office/2019/extlst" xmlns:r="http://schemas.openxmlformats.org/officeDocument/2006/relationships" xmlns:m="http://schemas.openxmlformats.org/officeDocument/2006/math" xmlns:v="urn:schemas-microsoft-com:vml" xmlns:wp14="http://schemas.microsoft.com/office/word/2010/wordprocessingDrawing" xmlns:wp="http://schemas.openxmlformats.org/drawingml/2006/wordprocessingDrawing" xmlns:w10="urn:schemas-microsoft-com:office:word" xmlns:w="http://schemas.openxmlformats.org/wordprocessingml/2006/main" xmlns:w14="http://schemas.microsoft.com/office/word/2010/wordml" xmlns:w15="http://schemas.microsoft.com/office/word/2012/wordml" xmlns:w16cex="http://schemas.microsoft.com/office/word/2018/wordml/cex" xmlns:w16cid="http://schemas.microsoft.com/office/word/2016/wordml/cid" xmlns:w16="http://schemas.microsoft.com/office/word/2018/wordml" xmlns:w16du="http://schemas.microsoft.com/office/word/2023/wordml/word16du" xmlns:w16sdtdh="http://schemas.microsoft.com/office/word/2020/wordml/sdtdatahash" xmlns:w16se="http://schemas.microsoft.com/office/word/2015/wordml/symex" xmlns:wpg="http://schemas.microsoft.com/office/word/2010/wordprocessingGroup" xmlns:wpi="http://schemas.microsoft.com/office/word/2010/wordprocessingInk" xmlns:wne="http://schemas.microsoft.com/office/word/2006/wordml" xmlns:wps="http://schemas.microsoft.com/office/word/2010/wordprocessingShape" mc:Ignorable="w14 w15 w16se w16cid w16 w16cex w16sdtdh w16du wp14">
   <w:body>
     <w:p>
       <w:pPr>
@@ -34,7 +34,6 @@
           <w:sz w:val="20"/>
           <w:szCs w:val="20"/>
           <w:u w:val="single" w:color="0463C1"/>
-          <w:lang w:val="it-IT"/>
         </w:rPr>
       </w:pPr>
       <w:r>
@@ -42,7 +41,6 @@
           <w:rFonts w:ascii="Segoe UI" w:hAnsi="Segoe UI" w:cs="Segoe UI"/>
           <w:sz w:val="20"/>
           <w:szCs w:val="20"/>
-          <w:lang w:val="it-IT"/>
         </w:rPr>
         <w:t>43046 Manchester Ct</w:t>
       </w:r>
@@ -51,7 +49,6 @@
           <w:rFonts w:ascii="Segoe UI" w:hAnsi="Segoe UI" w:cs="Segoe UI"/>
           <w:sz w:val="20"/>
           <w:szCs w:val="20"/>
-          <w:lang w:val="it-IT"/>
         </w:rPr>
         <w:t xml:space="preserve">, </w:t>
       </w:r>
@@ -60,7 +57,6 @@
           <w:rFonts w:ascii="Segoe UI" w:hAnsi="Segoe UI" w:cs="Segoe UI"/>
           <w:sz w:val="20"/>
           <w:szCs w:val="20"/>
-          <w:lang w:val="it-IT"/>
         </w:rPr>
         <w:t>Temecula</w:t>
       </w:r>
@@ -69,7 +65,6 @@
           <w:rFonts w:ascii="Segoe UI" w:hAnsi="Segoe UI" w:cs="Segoe UI"/>
           <w:sz w:val="20"/>
           <w:szCs w:val="20"/>
-          <w:lang w:val="it-IT"/>
         </w:rPr>
         <w:t xml:space="preserve">, </w:t>
       </w:r>
@@ -78,7 +73,6 @@
           <w:rFonts w:ascii="Segoe UI" w:hAnsi="Segoe UI" w:cs="Segoe UI"/>
           <w:sz w:val="20"/>
           <w:szCs w:val="20"/>
-          <w:lang w:val="it-IT"/>
         </w:rPr>
         <w:t>California</w:t>
       </w:r>
@@ -87,7 +81,6 @@
           <w:rFonts w:ascii="Segoe UI" w:hAnsi="Segoe UI" w:cs="Segoe UI"/>
           <w:sz w:val="20"/>
           <w:szCs w:val="20"/>
-          <w:lang w:val="it-IT"/>
         </w:rPr>
         <w:t xml:space="preserve">, </w:t>
       </w:r>
@@ -96,7 +89,6 @@
           <w:rFonts w:ascii="Segoe UI" w:hAnsi="Segoe UI" w:cs="Segoe UI"/>
           <w:sz w:val="20"/>
           <w:szCs w:val="20"/>
-          <w:lang w:val="it-IT"/>
         </w:rPr>
         <w:t>92592</w:t>
       </w:r>
@@ -105,7 +97,6 @@
           <w:rFonts w:ascii="Segoe UI" w:hAnsi="Segoe UI" w:cs="Segoe UI"/>
           <w:sz w:val="20"/>
           <w:szCs w:val="20"/>
-          <w:lang w:val="it-IT"/>
         </w:rPr>
         <w:t xml:space="preserve"> </w:t>
       </w:r>
@@ -114,7 +105,6 @@
           <w:rFonts w:ascii="Segoe UI" w:hAnsi="Segoe UI" w:cs="Segoe UI"/>
           <w:sz w:val="20"/>
           <w:szCs w:val="20"/>
-          <w:lang w:val="it-IT"/>
         </w:rPr>
         <w:t>|</w:t>
       </w:r>
@@ -123,7 +113,6 @@
           <w:rFonts w:ascii="Segoe UI" w:hAnsi="Segoe UI" w:cs="Segoe UI"/>
           <w:sz w:val="20"/>
           <w:szCs w:val="20"/>
-          <w:lang w:val="it-IT"/>
         </w:rPr>
         <w:t xml:space="preserve"> </w:t>
       </w:r>
@@ -132,7 +121,6 @@
           <w:rFonts w:ascii="Segoe UI" w:hAnsi="Segoe UI" w:cs="Segoe UI"/>
           <w:sz w:val="20"/>
           <w:szCs w:val="20"/>
-          <w:lang w:val="it-IT"/>
         </w:rPr>
         <w:t xml:space="preserve">952-300-5133 | </w:t>
       </w:r>
@@ -144,7 +132,6 @@
             <w:color w:val="0070C0"/>
             <w:sz w:val="20"/>
             <w:szCs w:val="20"/>
-            <w:lang w:val="it-IT"/>
           </w:rPr>
           <w:t>valentina.wickham@gmail.com</w:t>
         </w:r>
@@ -157,7 +144,6 @@
         <w:jc w:val="center"/>
         <w:rPr>
           <w:rFonts w:ascii="Segoe UI" w:hAnsi="Segoe UI" w:cs="Segoe UI"/>
-          <w:lang w:val="it-IT"/>
         </w:rPr>
       </w:pPr>
       <w:r>
@@ -166,7 +152,6 @@
           <w:color w:val="0070C0"/>
           <w:sz w:val="20"/>
           <w:szCs w:val="20"/>
-          <w:lang w:val="it-IT"/>
         </w:rPr>
         <w:tab/>
       </w:r>
@@ -178,7 +163,6 @@
             <w:color w:val="0070C0"/>
             <w:sz w:val="20"/>
             <w:szCs w:val="20"/>
-            <w:lang w:val="it-IT"/>
           </w:rPr>
           <w:t>https://valwickham.github.io/VW-Portfolio-Site-/index.html</w:t>
         </w:r>
@@ -186,7 +170,6 @@
       <w:r>
         <w:rPr>
           <w:rFonts w:ascii="Segoe UI" w:hAnsi="Segoe UI" w:cs="Segoe UI"/>
-          <w:lang w:val="it-IT"/>
         </w:rPr>
         <w:tab/>
       </w:r>
@@ -198,7 +181,6 @@
         <w:jc w:val="center"/>
         <w:rPr>
           <w:rFonts w:ascii="Segoe UI" w:hAnsi="Segoe UI" w:cs="Segoe UI"/>
-          <w:lang w:val="it-IT"/>
         </w:rPr>
       </w:pPr>
     </w:p>
@@ -2763,7 +2745,7 @@
 </file>
 
 <file path=word/numbering.xml><?xml version="1.0" encoding="utf-8"?>
-<w:numbering xmlns:wpc="http://schemas.microsoft.com/office/word/2010/wordprocessingCanvas" xmlns:cx="http://schemas.microsoft.com/office/drawing/2014/chartex" xmlns:cx1="http://schemas.microsoft.com/office/drawing/2015/9/8/chartex" xmlns:cx2="http://schemas.microsoft.com/office/drawing/2015/10/21/chartex" xmlns:cx3="http://schemas.microsoft.com/office/drawing/2016/5/9/chartex" xmlns:cx4="http://schemas.microsoft.com/office/drawing/2016/5/10/chartex" xmlns:cx5="http://schemas.microsoft.com/office/drawing/2016/5/11/chartex" xmlns:cx6="http://schemas.microsoft.com/office/drawing/2016/5/12/chartex" xmlns:cx7="http://schemas.microsoft.com/office/drawing/2016/5/13/chartex" xmlns:cx8="http://schemas.microsoft.com/office/drawing/2016/5/14/chartex" xmlns:mc="http://schemas.openxmlformats.org/markup-compatibility/2006" xmlns:aink="http://schemas.microsoft.com/office/drawing/2016/ink" xmlns:am3d="http://schemas.microsoft.com/office/drawing/2017/model3d" xmlns:o="urn:schemas-microsoft-com:office:office" xmlns:oel="http://schemas.microsoft.com/office/2019/extlst" xmlns:r="http://schemas.openxmlformats.org/officeDocument/2006/relationships" xmlns:m="http://schemas.openxmlformats.org/officeDocument/2006/math" xmlns:v="urn:schemas-microsoft-com:vml" xmlns:wp14="http://schemas.microsoft.com/office/word/2010/wordprocessingDrawing" xmlns:wp="http://schemas.openxmlformats.org/drawingml/2006/wordprocessingDrawing" xmlns:w10="urn:schemas-microsoft-com:office:word" xmlns:w="http://schemas.openxmlformats.org/wordprocessingml/2006/main" xmlns:w14="http://schemas.microsoft.com/office/word/2010/wordml" xmlns:w15="http://schemas.microsoft.com/office/word/2012/wordml" xmlns:w16cex="http://schemas.microsoft.com/office/word/2018/wordml/cex" xmlns:w16cid="http://schemas.microsoft.com/office/word/2016/wordml/cid" xmlns:w16="http://schemas.microsoft.com/office/word/2018/wordml" xmlns:w16sdtdh="http://schemas.microsoft.com/office/word/2020/wordml/sdtdatahash" xmlns:w16se="http://schemas.microsoft.com/office/word/2015/wordml/symex" xmlns:wpg="http://schemas.microsoft.com/office/word/2010/wordprocessingGroup" xmlns:wpi="http://schemas.microsoft.com/office/word/2010/wordprocessingInk" xmlns:wne="http://schemas.microsoft.com/office/word/2006/wordml" xmlns:wps="http://schemas.microsoft.com/office/word/2010/wordprocessingShape" mc:Ignorable="w14 w15 w16se w16cid w16 w16cex w16sdtdh wp14">
+<w:numbering xmlns:wpc="http://schemas.microsoft.com/office/word/2010/wordprocessingCanvas" xmlns:cx="http://schemas.microsoft.com/office/drawing/2014/chartex" xmlns:cx1="http://schemas.microsoft.com/office/drawing/2015/9/8/chartex" xmlns:cx2="http://schemas.microsoft.com/office/drawing/2015/10/21/chartex" xmlns:cx3="http://schemas.microsoft.com/office/drawing/2016/5/9/chartex" xmlns:cx4="http://schemas.microsoft.com/office/drawing/2016/5/10/chartex" xmlns:cx5="http://schemas.microsoft.com/office/drawing/2016/5/11/chartex" xmlns:cx6="http://schemas.microsoft.com/office/drawing/2016/5/12/chartex" xmlns:cx7="http://schemas.microsoft.com/office/drawing/2016/5/13/chartex" xmlns:cx8="http://schemas.microsoft.com/office/drawing/2016/5/14/chartex" xmlns:mc="http://schemas.openxmlformats.org/markup-compatibility/2006" xmlns:aink="http://schemas.microsoft.com/office/drawing/2016/ink" xmlns:am3d="http://schemas.microsoft.com/office/drawing/2017/model3d" xmlns:o="urn:schemas-microsoft-com:office:office" xmlns:oel="http://schemas.microsoft.com/office/2019/extlst" xmlns:r="http://schemas.openxmlformats.org/officeDocument/2006/relationships" xmlns:m="http://schemas.openxmlformats.org/officeDocument/2006/math" xmlns:v="urn:schemas-microsoft-com:vml" xmlns:wp14="http://schemas.microsoft.com/office/word/2010/wordprocessingDrawing" xmlns:wp="http://schemas.openxmlformats.org/drawingml/2006/wordprocessingDrawing" xmlns:w10="urn:schemas-microsoft-com:office:word" xmlns:w="http://schemas.openxmlformats.org/wordprocessingml/2006/main" xmlns:w14="http://schemas.microsoft.com/office/word/2010/wordml" xmlns:w15="http://schemas.microsoft.com/office/word/2012/wordml" xmlns:w16cex="http://schemas.microsoft.com/office/word/2018/wordml/cex" xmlns:w16cid="http://schemas.microsoft.com/office/word/2016/wordml/cid" xmlns:w16="http://schemas.microsoft.com/office/word/2018/wordml" xmlns:w16du="http://schemas.microsoft.com/office/word/2023/wordml/word16du" xmlns:w16sdtdh="http://schemas.microsoft.com/office/word/2020/wordml/sdtdatahash" xmlns:w16se="http://schemas.microsoft.com/office/word/2015/wordml/symex" xmlns:wpg="http://schemas.microsoft.com/office/word/2010/wordprocessingGroup" xmlns:wpi="http://schemas.microsoft.com/office/word/2010/wordprocessingInk" xmlns:wne="http://schemas.microsoft.com/office/word/2006/wordml" xmlns:wps="http://schemas.microsoft.com/office/word/2010/wordprocessingShape" mc:Ignorable="w14 w15 w16se w16cid w16 w16cex w16sdtdh w16du wp14">
   <w:abstractNum w:abstractNumId="0" w15:restartNumberingAfterBreak="0">
     <w:nsid w:val="00417437"/>
     <w:multiLevelType w:val="hybridMultilevel"/>
@@ -5558,7 +5540,7 @@
 </file>
 
 <file path=word/styles.xml><?xml version="1.0" encoding="utf-8"?>
-<w:styles xmlns:mc="http://schemas.openxmlformats.org/markup-compatibility/2006" xmlns:r="http://schemas.openxmlformats.org/officeDocument/2006/relationships" xmlns:w="http://schemas.openxmlformats.org/wordprocessingml/2006/main" xmlns:w14="http://schemas.microsoft.com/office/word/2010/wordml" xmlns:w15="http://schemas.microsoft.com/office/word/2012/wordml" xmlns:w16cex="http://schemas.microsoft.com/office/word/2018/wordml/cex" xmlns:w16cid="http://schemas.microsoft.com/office/word/2016/wordml/cid" xmlns:w16="http://schemas.microsoft.com/office/word/2018/wordml" xmlns:w16sdtdh="http://schemas.microsoft.com/office/word/2020/wordml/sdtdatahash" xmlns:w16se="http://schemas.microsoft.com/office/word/2015/wordml/symex" mc:Ignorable="w14 w15 w16se w16cid w16 w16cex w16sdtdh">
+<w:styles xmlns:mc="http://schemas.openxmlformats.org/markup-compatibility/2006" xmlns:r="http://schemas.openxmlformats.org/officeDocument/2006/relationships" xmlns:w="http://schemas.openxmlformats.org/wordprocessingml/2006/main" xmlns:w14="http://schemas.microsoft.com/office/word/2010/wordml" xmlns:w15="http://schemas.microsoft.com/office/word/2012/wordml" xmlns:w16cex="http://schemas.microsoft.com/office/word/2018/wordml/cex" xmlns:w16cid="http://schemas.microsoft.com/office/word/2016/wordml/cid" xmlns:w16="http://schemas.microsoft.com/office/word/2018/wordml" xmlns:w16du="http://schemas.microsoft.com/office/word/2023/wordml/word16du" xmlns:w16sdtdh="http://schemas.microsoft.com/office/word/2020/wordml/sdtdatahash" xmlns:w16se="http://schemas.microsoft.com/office/word/2015/wordml/symex" mc:Ignorable="w14 w15 w16se w16cid w16 w16cex w16sdtdh w16du">
   <w:docDefaults>
     <w:rPrDefault>
       <w:rPr>
@@ -5988,6 +5970,7 @@
   <w:style w:type="character" w:default="1" w:styleId="DefaultParagraphFont">
     <w:name w:val="Default Paragraph Font"/>
     <w:uiPriority w:val="1"/>
+    <w:semiHidden/>
     <w:unhideWhenUsed/>
   </w:style>
   <w:style w:type="table" w:default="1" w:styleId="TableNormal">
